--- a/office/carta-intestata.docx
+++ b/office/carta-intestata.docx
@@ -1116,7 +1116,7 @@
           <w:r>
             <w:drawing>
               <wp:inline distT="0" distB="0" distL="0" distR="0">
-                <wp:extent cx="1209675" cy="200025"/>
+                <wp:extent cx="771525" cy="200025"/>
                 <wp:effectExtent t="0" r="0" b="0" l="0"/>
                 <wp:docPr id="1" name="" descr="" title=""/>
                 <wp:cNvGraphicFramePr>
@@ -1141,7 +1141,7 @@
                       <pic:spPr bwMode="auto">
                         <a:xfrm>
                           <a:off x="0" y="0"/>
-                          <a:ext cx="1209675" cy="200025"/>
+                          <a:ext cx="771525" cy="200025"/>
                         </a:xfrm>
                         <a:prstGeom prst="rect">
                           <a:avLst/>
@@ -1226,7 +1226,7 @@
           <w:r>
             <w:drawing>
               <wp:inline distT="0" distB="0" distL="0" distR="0">
-                <wp:extent cx="1590675" cy="285750"/>
+                <wp:extent cx="1104900" cy="285750"/>
                 <wp:effectExtent t="0" r="0" b="0" l="0"/>
                 <wp:docPr id="1" name="" descr="" title=""/>
                 <wp:cNvGraphicFramePr>
@@ -1251,7 +1251,7 @@
                       <pic:spPr bwMode="auto">
                         <a:xfrm>
                           <a:off x="0" y="0"/>
-                          <a:ext cx="1590675" cy="285750"/>
+                          <a:ext cx="1104900" cy="285750"/>
                         </a:xfrm>
                         <a:prstGeom prst="rect">
                           <a:avLst/>
